--- a/docs/research/paper_v2/manuscript/M3_PI_Guard_JISA_highlights.docx
+++ b/docs/research/paper_v2/manuscript/M3_PI_Guard_JISA_highlights.docx
@@ -37,7 +37,7 @@
         <w:pStyle w:val="ListBullet"/>
       </w:pPr>
       <w:r>
-        <w:t>Exact authorization effects reverse between AgentDojo and M3-v2 utility tasks.</w:t>
+        <w:t>Factorial runs separate prompt effects from the runtime module bundle.</w:t>
       </w:r>
     </w:p>
     <w:p>
@@ -45,7 +45,7 @@
         <w:pStyle w:val="ListBullet"/>
       </w:pPr>
       <w:r>
-        <w:t>Unsafe-or-failure bounds expose risk hidden by floor-level executed effects.</w:t>
+        <w:t>Source swaps alter full-Guard decisions but not executed actions.</w:t>
       </w:r>
     </w:p>
     <w:p>
@@ -53,7 +53,7 @@
         <w:pStyle w:val="ListBullet"/>
       </w:pPr>
       <w:r>
-        <w:t>The full package shows no stable gain over the policy package on DeepSeek.</w:t>
+        <w:t>A risk-enriched no-defense block contextualizes floor-limited defended cells.</w:t>
       </w:r>
     </w:p>
     <w:p>
@@ -61,7 +61,7 @@
         <w:pStyle w:val="ListBullet"/>
       </w:pPr>
       <w:r>
-        <w:t>Adaptive attack success rises substantially between budgets 50 and 200.</w:t>
+        <w:t>No new success in the 12-task B200-survivor tail through query 500.</w:t>
       </w:r>
     </w:p>
     <w:sectPr>
